--- a/AF2-424 Necessary SC Study/AF2-424 Short Circuit Study Assumptions Used.docx
+++ b/AF2-424 Necessary SC Study/AF2-424 Short Circuit Study Assumptions Used.docx
@@ -334,7 +334,7 @@
           </w:tcPr>
           <w:p>
             <w:r>
-              <w:t>Open - confirm TO/area number via PJM Serial Service before running the case.</w:t>
+              <w:t>Resolved - confirmed by user: PPL / Area 229.</w:t>
             </w:r>
           </w:p>
         </w:tc>
@@ -386,7 +386,7 @@
           </w:tcPr>
           <w:p>
             <w:r>
-              <w:t>Open - confirm against GSU nameplate/datasheet if available.</w:t>
+              <w:t>Resolved - confirmed by user: "Wye" with no grounding qualifier on inverter-side windings means Ungrounded Wye. Adopted as a standing modeling convention for future projects (see 'SC Study Modeling Conventions - Notes.txt').</w:t>
             </w:r>
           </w:p>
         </w:tc>
@@ -438,7 +438,7 @@
           </w:tcPr>
           <w:p>
             <w:r>
-              <w:t>Open - obtain FAT report and update MPT zero-sequence impedance if it differs from the QP value.</w:t>
+              <w:t>Resolved - confirmed by user: use the QP table value (X0=0.06604 pu) for this study; do not substitute a report value referenced in a deficiency comment unless that report is actually provided. Adopted as a standing convention for future projects (see 'SC Study Modeling Conventions - Notes.txt').</w:t>
             </w:r>
           </w:p>
         </w:tc>
@@ -460,7 +460,7 @@
           </w:tcPr>
           <w:p>
             <w:r>
-              <w:t>POI connection is a line tap ("Reed" to "Reed Tap #1", 69 kV) with QP-stated distances of 0.85 mi (to Reed) and 7.01 mi (to Reed Tap #1). Whether the existing Reed-Reed Tap #1 line in the base OneLiner case matches these distances could not be verified without ASPEN OneLiner access.</w:t>
+              <w:t>POI connection is a line tap ("Reed" to "Reed Tap #1", 69 kV) with QP-stated distances of 0.85 mi (to Reed) and 7.01 mi (to Reed Tap #1). User will perform the tap-point setup directly in ASPEN OneLiner (see AF2-424 ASPEN Handoff Notes.txt).</w:t>
             </w:r>
           </w:p>
         </w:tc>
@@ -490,7 +490,7 @@
           </w:tcPr>
           <w:p>
             <w:r>
-              <w:t>Open - verify tap line length/impedance in ASPEN OneLiner per handoff notes.</w:t>
+              <w:t>Open - user to complete in ASPEN OneLiner; flagged prominently in handoff notes so it is not missed when the case is opened.</w:t>
             </w:r>
           </w:p>
         </w:tc>
@@ -512,7 +512,7 @@
           </w:tcPr>
           <w:p>
             <w:r>
-              <w:t>This package models the AF2-424 queue only. QP comments state AF2-424 and AF2-425 share a POI and are jointly studied to a combined 40 MW AC facility, but no AF2-425-specific package was provided.</w:t>
+              <w:t>This package models the AF2-424 queue only. QP comments and user confirm AF2-424 and AF2-425 are a joint project sharing one POI and studied as a single combined 40 MW AC facility (consistent with the AF1-285/AE2-306 joint-project precedent); no separate AF2-425 package exists or is needed.</w:t>
             </w:r>
           </w:p>
         </w:tc>
@@ -542,7 +542,7 @@
           </w:tcPr>
           <w:p>
             <w:r>
-              <w:t>Open - confirm with project owner whether AF2-425 needs its own or a combined short circuit study.</w:t>
+              <w:t>Resolved - confirmed by user: single combined package, no separate AF2-425 study.</w:t>
             </w:r>
           </w:p>
         </w:tc>

--- a/AF2-424 Necessary SC Study/AF2-424 Short Circuit Study Assumptions Used.docx
+++ b/AF2-424 Necessary SC Study/AF2-424 Short Circuit Study Assumptions Used.docx
@@ -17,8 +17,6 @@
       </w:r>
       <w:r/>
       <w:r/>
-      <w:r/>
-      <w:r/>
     </w:p>
     <w:tbl>
       <w:tblPr>
@@ -26,6 +24,7 @@
         <w:tblW w:w="4983" w:type="pct"/>
         <w:tblInd w:w="0" w:type="dxa"/>
         <w:tblLook w:val="04A0" w:firstRow="1" w:lastRow="0" w:firstColumn="1" w:lastColumn="0" w:noHBand="0" w:noVBand="1"/>
+        <w:tblLayout w:type="fixed"/>
       </w:tblPr>
       <w:tblGrid>
         <w:gridCol w:w="510"/>
@@ -37,13 +36,18 @@
       <w:tr>
         <w:trPr>
           <w:trHeight w:val="427"/>
-          <w:cantSplit/>
         </w:trPr>
         <w:tc>
           <w:tcPr>
-            <w:tcW w:w="0" w:type="auto"/>
+            <w:tcW w:w="1080" w:type="dxa"/>
             <w:vAlign w:val="center"/>
             <w:hideMark/>
+            <w:tcMar>
+              <w:top w:w="70" w:type="dxa"/>
+              <w:left w:w="70" w:type="dxa"/>
+              <w:bottom w:w="70" w:type="dxa"/>
+              <w:right w:w="70" w:type="dxa"/>
+            </w:tcMar>
           </w:tcPr>
           <w:p>
             <w:pPr>
@@ -58,7 +62,7 @@
               <w:rPr>
                 <w:b/>
                 <w:bCs/>
-                <w:sz w:val="22"/>
+                <w:sz w:val="21"/>
                 <w:szCs w:val="22"/>
               </w:rPr>
               <w:t>ID</w:t>
@@ -67,9 +71,15 @@
         </w:tc>
         <w:tc>
           <w:tcPr>
-            <w:tcW w:w="0" w:type="auto"/>
+            <w:tcW w:w="3096" w:type="dxa"/>
             <w:vAlign w:val="center"/>
             <w:hideMark/>
+            <w:tcMar>
+              <w:top w:w="70" w:type="dxa"/>
+              <w:left w:w="70" w:type="dxa"/>
+              <w:bottom w:w="70" w:type="dxa"/>
+              <w:right w:w="70" w:type="dxa"/>
+            </w:tcMar>
           </w:tcPr>
           <w:p>
             <w:pPr>
@@ -83,7 +93,7 @@
               <w:rPr>
                 <w:b/>
                 <w:bCs/>
-                <w:sz w:val="22"/>
+                <w:sz w:val="21"/>
                 <w:szCs w:val="22"/>
               </w:rPr>
               <w:t>Assumption</w:t>
@@ -92,9 +102,15 @@
         </w:tc>
         <w:tc>
           <w:tcPr>
-            <w:tcW w:w="0" w:type="auto"/>
+            <w:tcW w:w="2376" w:type="dxa"/>
             <w:vAlign w:val="center"/>
             <w:hideMark/>
+            <w:tcMar>
+              <w:top w:w="70" w:type="dxa"/>
+              <w:left w:w="70" w:type="dxa"/>
+              <w:bottom w:w="70" w:type="dxa"/>
+              <w:right w:w="70" w:type="dxa"/>
+            </w:tcMar>
           </w:tcPr>
           <w:p>
             <w:pPr>
@@ -108,7 +124,7 @@
               <w:rPr>
                 <w:b/>
                 <w:bCs/>
-                <w:sz w:val="22"/>
+                <w:sz w:val="21"/>
                 <w:szCs w:val="22"/>
               </w:rPr>
               <w:t>Basis / Reason</w:t>
@@ -117,9 +133,15 @@
         </w:tc>
         <w:tc>
           <w:tcPr>
-            <w:tcW w:w="0" w:type="auto"/>
+            <w:tcW w:w="2304" w:type="dxa"/>
             <w:vAlign w:val="center"/>
             <w:hideMark/>
+            <w:tcMar>
+              <w:top w:w="70" w:type="dxa"/>
+              <w:left w:w="70" w:type="dxa"/>
+              <w:bottom w:w="70" w:type="dxa"/>
+              <w:right w:w="70" w:type="dxa"/>
+            </w:tcMar>
           </w:tcPr>
           <w:p>
             <w:pPr>
@@ -133,7 +155,7 @@
               <w:rPr>
                 <w:b/>
                 <w:bCs/>
-                <w:sz w:val="22"/>
+                <w:sz w:val="21"/>
                 <w:szCs w:val="22"/>
               </w:rPr>
               <w:t>Impact on Study</w:t>
@@ -142,9 +164,15 @@
         </w:tc>
         <w:tc>
           <w:tcPr>
-            <w:tcW w:w="0" w:type="auto"/>
+            <w:tcW w:w="1296" w:type="dxa"/>
             <w:vAlign w:val="center"/>
             <w:hideMark/>
+            <w:tcMar>
+              <w:top w:w="70" w:type="dxa"/>
+              <w:left w:w="70" w:type="dxa"/>
+              <w:bottom w:w="70" w:type="dxa"/>
+              <w:right w:w="70" w:type="dxa"/>
+            </w:tcMar>
           </w:tcPr>
           <w:p>
             <w:pPr>
@@ -158,7 +186,7 @@
               <w:rPr>
                 <w:b/>
                 <w:bCs/>
-                <w:sz w:val="22"/>
+                <w:sz w:val="21"/>
                 <w:szCs w:val="22"/>
               </w:rPr>
               <w:t>Status</w:t>
@@ -169,13 +197,18 @@
       <w:tr>
         <w:trPr>
           <w:trHeight w:val="969"/>
-          <w:cantSplit/>
         </w:trPr>
         <w:tc>
           <w:tcPr>
-            <w:tcW w:w="0" w:type="auto"/>
+            <w:tcW w:w="1080" w:type="dxa"/>
             <w:vAlign w:val="center"/>
             <w:hideMark/>
+            <w:tcMar>
+              <w:top w:w="70" w:type="dxa"/>
+              <w:left w:w="70" w:type="dxa"/>
+              <w:bottom w:w="70" w:type="dxa"/>
+              <w:right w:w="70" w:type="dxa"/>
+            </w:tcMar>
           </w:tcPr>
           <w:p>
             <w:pPr>
@@ -187,18 +220,24 @@
             </w:pPr>
             <w:r>
               <w:rPr>
-                <w:sz w:val="20"/>
-                <w:szCs w:val="22"/>
-              </w:rPr>
-              <w:t>A-01</w:t>
+                <w:sz w:val="21"/>
+                <w:szCs w:val="22"/>
+              </w:rPr>
+              <w:t>-</w:t>
             </w:r>
           </w:p>
         </w:tc>
         <w:tc>
           <w:tcPr>
-            <w:tcW w:w="0" w:type="auto"/>
+            <w:tcW w:w="3096" w:type="dxa"/>
             <w:vAlign w:val="center"/>
             <w:hideMark/>
+            <w:tcMar>
+              <w:top w:w="70" w:type="dxa"/>
+              <w:left w:w="70" w:type="dxa"/>
+              <w:bottom w:w="70" w:type="dxa"/>
+              <w:right w:w="70" w:type="dxa"/>
+            </w:tcMar>
           </w:tcPr>
           <w:p>
             <w:pPr>
@@ -210,18 +249,24 @@
             </w:pPr>
             <w:r>
               <w:rPr>
-                <w:sz w:val="20"/>
-                <w:szCs w:val="22"/>
-              </w:rPr>
-              <w:t>Pre-fault system voltage is assumed at nominal unless otherwise noted.</w:t>
+                <w:sz w:val="21"/>
+                <w:szCs w:val="22"/>
+              </w:rPr>
+              <w:t>No assumptions were used during this project.</w:t>
             </w:r>
           </w:p>
         </w:tc>
         <w:tc>
           <w:tcPr>
-            <w:tcW w:w="0" w:type="auto"/>
+            <w:tcW w:w="2376" w:type="dxa"/>
             <w:vAlign w:val="center"/>
             <w:hideMark/>
+            <w:tcMar>
+              <w:top w:w="70" w:type="dxa"/>
+              <w:left w:w="70" w:type="dxa"/>
+              <w:bottom w:w="70" w:type="dxa"/>
+              <w:right w:w="70" w:type="dxa"/>
+            </w:tcMar>
           </w:tcPr>
           <w:p>
             <w:pPr>
@@ -233,18 +278,24 @@
             </w:pPr>
             <w:r>
               <w:rPr>
-                <w:sz w:val="20"/>
-                <w:szCs w:val="22"/>
-              </w:rPr>
-              <w:t>Used as the default starting point for fault calculations.</w:t>
+                <w:sz w:val="21"/>
+                <w:szCs w:val="22"/>
+              </w:rPr>
+              <w:t>Not applicable.</w:t>
             </w:r>
           </w:p>
         </w:tc>
         <w:tc>
           <w:tcPr>
-            <w:tcW w:w="0" w:type="auto"/>
+            <w:tcW w:w="2304" w:type="dxa"/>
             <w:vAlign w:val="center"/>
             <w:hideMark/>
+            <w:tcMar>
+              <w:top w:w="70" w:type="dxa"/>
+              <w:left w:w="70" w:type="dxa"/>
+              <w:bottom w:w="70" w:type="dxa"/>
+              <w:right w:w="70" w:type="dxa"/>
+            </w:tcMar>
           </w:tcPr>
           <w:p>
             <w:pPr>
@@ -256,18 +307,24 @@
             </w:pPr>
             <w:r>
               <w:rPr>
-                <w:sz w:val="20"/>
-                <w:szCs w:val="22"/>
-              </w:rPr>
-              <w:t>Affects calculated available fault current magnitude.</w:t>
+                <w:sz w:val="21"/>
+                <w:szCs w:val="22"/>
+              </w:rPr>
+              <w:t>No impact on the study.</w:t>
             </w:r>
           </w:p>
         </w:tc>
         <w:tc>
           <w:tcPr>
-            <w:tcW w:w="0" w:type="auto"/>
+            <w:tcW w:w="1296" w:type="dxa"/>
             <w:vAlign w:val="center"/>
             <w:hideMark/>
+            <w:tcMar>
+              <w:top w:w="70" w:type="dxa"/>
+              <w:left w:w="70" w:type="dxa"/>
+              <w:bottom w:w="70" w:type="dxa"/>
+              <w:right w:w="70" w:type="dxa"/>
+            </w:tcMar>
           </w:tcPr>
           <w:p>
             <w:pPr>
@@ -279,276 +336,20 @@
             </w:pPr>
             <w:r>
               <w:rPr>
-                <w:sz w:val="20"/>
-                <w:szCs w:val="22"/>
-              </w:rPr>
-              <w:t>Open</w:t>
-            </w:r>
-          </w:p>
-        </w:tc>
-      </w:tr>
-      <w:tr>
-        <w:tc>
-          <w:tcPr>
-            <w:tcW w:type="dxa" w:w="510"/>
-          </w:tcPr>
-          <w:p>
-            <w:r>
-              <w:t>A-02</w:t>
-            </w:r>
-          </w:p>
-        </w:tc>
-        <w:tc>
-          <w:tcPr>
-            <w:tcW w:type="dxa" w:w="2992"/>
-          </w:tcPr>
-          <w:p>
-            <w:r>
-              <w:t>Transmission Owner / Area Number for AF2-424 was inferred as PPL (Area 229) based on the POI location (Reed / Reed Tap #1 substations, Northumberland County, PA); PJM Serial Service was not accessible to confirm the TO directly.</w:t>
-            </w:r>
-          </w:p>
-        </w:tc>
-        <w:tc>
-          <w:tcPr>
-            <w:tcW w:type="dxa" w:w="2564"/>
-          </w:tcPr>
-          <w:p>
-            <w:r>
-              <w:t>Northumberland County, PA falls within PPL Electric Utilities' service territory per public utility service-area records.</w:t>
-            </w:r>
-          </w:p>
-        </w:tc>
-        <w:tc>
-          <w:tcPr>
-            <w:tcW w:type="dxa" w:w="2386"/>
-          </w:tcPr>
-          <w:p>
-            <w:r>
-              <w:t>If incorrect, the wrong OSF file and area number would be applied in ASPEN, invalidating the short-circuit ratings check.</w:t>
-            </w:r>
-          </w:p>
-        </w:tc>
-        <w:tc>
-          <w:tcPr>
-            <w:tcW w:type="dxa" w:w="866"/>
-          </w:tcPr>
-          <w:p>
-            <w:r>
-              <w:t>Resolved - confirmed by user: PPL / Area 229.</w:t>
-            </w:r>
-          </w:p>
-        </w:tc>
-      </w:tr>
-      <w:tr>
-        <w:tc>
-          <w:tcPr>
-            <w:tcW w:type="dxa" w:w="510"/>
-          </w:tcPr>
-          <w:p>
-            <w:r>
-              <w:t>A-03</w:t>
-            </w:r>
-          </w:p>
-        </w:tc>
-        <w:tc>
-          <w:tcPr>
-            <w:tcW w:type="dxa" w:w="2992"/>
-          </w:tcPr>
-          <w:p>
-            <w:r>
-              <w:t>GSU (AF2-424_inx1 / AF2-424_inv1) low-side winding grounding was not specified in the QP data (listed only as "Wye"); Ungrounded Wye was assumed.</w:t>
-            </w:r>
-          </w:p>
-        </w:tc>
-        <w:tc>
-          <w:tcPr>
-            <w:tcW w:type="dxa" w:w="2564"/>
-          </w:tcPr>
-          <w:p>
-            <w:r>
-              <w:t>Typical practice for inverter-coupled pad-mount GSUs, consistent with precedent from prior projects.</w:t>
-            </w:r>
-          </w:p>
-        </w:tc>
-        <w:tc>
-          <w:tcPr>
-            <w:tcW w:type="dxa" w:w="2386"/>
-          </w:tcPr>
-          <w:p>
-            <w:r>
-              <w:t>Affects the zero-sequence fault current path/magnitude at the inverter terminal bus.</w:t>
-            </w:r>
-          </w:p>
-        </w:tc>
-        <w:tc>
-          <w:tcPr>
-            <w:tcW w:type="dxa" w:w="866"/>
-          </w:tcPr>
-          <w:p>
-            <w:r>
-              <w:t>Resolved - confirmed by user: "Wye" with no grounding qualifier on inverter-side windings means Ungrounded Wye. Adopted as a standing modeling convention for future projects (see 'SC Study Modeling Conventions - Notes.txt').</w:t>
-            </w:r>
-          </w:p>
-        </w:tc>
-      </w:tr>
-      <w:tr>
-        <w:tc>
-          <w:tcPr>
-            <w:tcW w:type="dxa" w:w="510"/>
-          </w:tcPr>
-          <w:p>
-            <w:r>
-              <w:t>A-04</w:t>
-            </w:r>
-          </w:p>
-        </w:tc>
-        <w:tc>
-          <w:tcPr>
-            <w:tcW w:type="dxa" w:w="2992"/>
-          </w:tcPr>
-          <w:p>
-            <w:r>
-              <w:t>MPT (AF2-424_mn / AF2-424_inxc) zero-sequence reactance: QP data lists X0 = 0.06604 pu (R0 = 0.001622 pu), but a PJM deficiency comment on the QP notes the FAT report value is Z0 = 0.0692 pu and states the FAT value will be used. The FAT report was not provided, so the QP table value was used in this study.</w:t>
-            </w:r>
-          </w:p>
-        </w:tc>
-        <w:tc>
-          <w:tcPr>
-            <w:tcW w:type="dxa" w:w="2564"/>
-          </w:tcPr>
-          <w:p>
-            <w:r>
-              <w:t>QP deficiency comment references a FAT report not included in the uploaded package.</w:t>
-            </w:r>
-          </w:p>
-        </w:tc>
-        <w:tc>
-          <w:tcPr>
-            <w:tcW w:type="dxa" w:w="2386"/>
-          </w:tcPr>
-          <w:p>
-            <w:r>
-              <w:t>Understates zero-sequence MPT impedance if the FAT value should govern; affects ground fault duty on the 69 kV side.</w:t>
-            </w:r>
-          </w:p>
-        </w:tc>
-        <w:tc>
-          <w:tcPr>
-            <w:tcW w:type="dxa" w:w="866"/>
-          </w:tcPr>
-          <w:p>
-            <w:r>
-              <w:t>Resolved - confirmed by user: use the QP table value (X0=0.06604 pu) for this study; do not substitute a report value referenced in a deficiency comment unless that report is actually provided. Adopted as a standing convention for future projects (see 'SC Study Modeling Conventions - Notes.txt').</w:t>
-            </w:r>
-          </w:p>
-        </w:tc>
-      </w:tr>
-      <w:tr>
-        <w:tc>
-          <w:tcPr>
-            <w:tcW w:type="dxa" w:w="510"/>
-          </w:tcPr>
-          <w:p>
-            <w:r>
-              <w:t>A-05</w:t>
-            </w:r>
-          </w:p>
-        </w:tc>
-        <w:tc>
-          <w:tcPr>
-            <w:tcW w:type="dxa" w:w="2992"/>
-          </w:tcPr>
-          <w:p>
-            <w:r>
-              <w:t>POI connection is a line tap ("Reed" to "Reed Tap #1", 69 kV) with QP-stated distances of 0.85 mi (to Reed) and 7.01 mi (to Reed Tap #1). User will perform the tap-point setup directly in ASPEN OneLiner (see AF2-424 ASPEN Handoff Notes.txt).</w:t>
-            </w:r>
-          </w:p>
-        </w:tc>
-        <w:tc>
-          <w:tcPr>
-            <w:tcW w:type="dxa" w:w="2564"/>
-          </w:tcPr>
-          <w:p>
-            <w:r>
-              <w:t>ASPEN OneLiner is not available in this environment; base case could not be opened.</w:t>
-            </w:r>
-          </w:p>
-        </w:tc>
-        <w:tc>
-          <w:tcPr>
-            <w:tcW w:type="dxa" w:w="2386"/>
-          </w:tcPr>
-          <w:p>
-            <w:r>
-              <w:t>Per procedure, tap-point placement and any length-proportional impedance scaling must be confirmed against the base case before applying the change file.</w:t>
-            </w:r>
-          </w:p>
-        </w:tc>
-        <w:tc>
-          <w:tcPr>
-            <w:tcW w:type="dxa" w:w="866"/>
-          </w:tcPr>
-          <w:p>
-            <w:r>
-              <w:t>Open - user to complete in ASPEN OneLiner; flagged prominently in handoff notes so it is not missed when the case is opened.</w:t>
-            </w:r>
-          </w:p>
-        </w:tc>
-      </w:tr>
-      <w:tr>
-        <w:tc>
-          <w:tcPr>
-            <w:tcW w:type="dxa" w:w="510"/>
-          </w:tcPr>
-          <w:p>
-            <w:r>
-              <w:t>A-06</w:t>
-            </w:r>
-          </w:p>
-        </w:tc>
-        <w:tc>
-          <w:tcPr>
-            <w:tcW w:type="dxa" w:w="2992"/>
-          </w:tcPr>
-          <w:p>
-            <w:r>
-              <w:t>This package models the AF2-424 queue only. QP comments and user confirm AF2-424 and AF2-425 are a joint project sharing one POI and studied as a single combined 40 MW AC facility (consistent with the AF1-285/AE2-306 joint-project precedent); no separate AF2-425 package exists or is needed.</w:t>
-            </w:r>
-          </w:p>
-        </w:tc>
-        <w:tc>
-          <w:tcPr>
-            <w:tcW w:type="dxa" w:w="2564"/>
-          </w:tcPr>
-          <w:p>
-            <w:r>
-              <w:t>Only the AF2-424 QP data and SLD were provided; no AF2-425 data was uploaded.</w:t>
-            </w:r>
-          </w:p>
-        </w:tc>
-        <w:tc>
-          <w:tcPr>
-            <w:tcW w:type="dxa" w:w="2386"/>
-          </w:tcPr>
-          <w:p>
-            <w:r>
-              <w:t>If AF2-425 requires separate or combined modeling, this study may need to be revised.</w:t>
-            </w:r>
-          </w:p>
-        </w:tc>
-        <w:tc>
-          <w:tcPr>
-            <w:tcW w:type="dxa" w:w="866"/>
-          </w:tcPr>
-          <w:p>
-            <w:r>
-              <w:t>Resolved - confirmed by user: single combined package, no separate AF2-425 study.</w:t>
+                <w:sz w:val="21"/>
+                <w:szCs w:val="22"/>
+              </w:rPr>
+              <w:t>Closed</w:t>
             </w:r>
           </w:p>
         </w:tc>
       </w:tr>
     </w:tbl>
-    <w:p/>
+    <w:p>
+      <w:r>
+        <w:t>Note: No assumptions were used during the AF2-424 short-circuit study.</w:t>
+      </w:r>
+    </w:p>
     <w:sectPr>
       <w:pgSz w:w="12240" w:h="15840"/>
       <w:pgMar w:top="1440" w:right="1440" w:bottom="1440" w:left="1440" w:header="720" w:footer="720" w:gutter="0"/>
